--- a/docs/rental_serial_log_requirements.docx
+++ b/docs/rental_serial_log_requirements.docx
@@ -7,6 +7,7 @@
         <w:pStyle w:val="Heading1"/>
       </w:pPr>
       <w:r>
+        <w:rPr/>
         <w:t>Rental Serial Log — Per-Serial Rental Traceability</w:t>
       </w:r>
     </w:p>
@@ -50,7 +51,8 @@
           <w:p>
             <w:r/>
             <w:r>
-              <w:t>Orentoo — Odoo 19.0 (Odoo.sh)</w:t>
+              <w:rPr/>
+              <w:t>Orentoo — Odoo 20.0 (Odoo.sh)</w:t>
             </w:r>
           </w:p>
         </w:tc>
@@ -77,6 +79,7 @@
           <w:p>
             <w:r/>
             <w:r>
+              <w:rPr/>
               <w:t>rental_serial_log</w:t>
             </w:r>
           </w:p>
@@ -104,6 +107,7 @@
           <w:p>
             <w:r/>
             <w:r>
+              <w:rPr/>
               <w:t>sale_stock_renting (rental + stock), repair</w:t>
             </w:r>
           </w:p>
@@ -131,6 +135,7 @@
           <w:p>
             <w:r/>
             <w:r>
+              <w:rPr/>
               <w:t>Backend / Inventory only — not visible in Sales/Website</w:t>
             </w:r>
           </w:p>
@@ -158,6 +163,7 @@
           <w:p>
             <w:r/>
             <w:r>
+              <w:rPr/>
               <w:t>Pro-Designed.com</w:t>
             </w:r>
           </w:p>
@@ -185,6 +191,7 @@
           <w:p>
             <w:r/>
             <w:r>
+              <w:rPr/>
               <w:t>Implemented, installed &amp; verified on dev</w:t>
             </w:r>
           </w:p>
@@ -212,63 +219,53 @@
           <w:p>
             <w:r/>
             <w:r>
+              <w:rPr/>
               <w:t>2026-08-30</w:t>
             </w:r>
           </w:p>
         </w:tc>
       </w:tr>
     </w:tbl>
+    <w:p/>
     <w:p>
       <w:pPr>
         <w:pStyle w:val="Heading1"/>
       </w:pPr>
       <w:r>
+        <w:rPr/>
         <w:t>1. Purpose &amp; Business Context</w:t>
       </w:r>
     </w:p>
     <w:p>
       <w:r>
-        <w:t>Rental operators need to answer commercial and audit questions about an individual</w:t>
+        <w:rPr/>
+        <w:t xml:space="preserve">Rental operators need to answer commercial and audit questions about an individual serial-tracked unit (e.g. a returnable crate "EUROBAKSN02"): </w:t>
+      </w:r>
+      <w:r>
+        <w:rPr>
+          <w:i/>
+        </w:rPr>
+        <w:t>who rented it, on which sales order, in which physical package (and what else was in that package), when it came back, and its repair history.</w:t>
+      </w:r>
+      <w:r>
+        <w:rPr/>
+        <w:t xml:space="preserve"> Standard stock traceability answers a different question — </w:t>
+      </w:r>
+      <w:r>
+        <w:rPr>
+          <w:i/>
+        </w:rPr>
+        <w:t>where did the unit physically move?</w:t>
+      </w:r>
+      <w:r>
+        <w:rPr/>
+        <w:t xml:space="preserve"> — so a small, stored, searchable business log is added alongside it.</w:t>
       </w:r>
     </w:p>
     <w:p>
       <w:r>
-        <w:t>serial-tracked unit (e.g. a returnable crate "EUROBAKSN02"): *who rented it, on</w:t>
-      </w:r>
-    </w:p>
-    <w:p>
-      <w:r>
-        <w:t>which sales order, in which physical package (and what else was in that package),</w:t>
-      </w:r>
-    </w:p>
-    <w:p>
-      <w:r>
-        <w:t>when it came back, and its repair history.* Standard stock traceability answers a</w:t>
-      </w:r>
-    </w:p>
-    <w:p>
-      <w:r>
-        <w:t>different question — *where did the unit physically move?* — so a small, stored,</w:t>
-      </w:r>
-    </w:p>
-    <w:p>
-      <w:r>
-        <w:t>searchable business log is added alongside it.</w:t>
-      </w:r>
-    </w:p>
-    <w:p>
-      <w:r>
-        <w:t>The log is written automatically as part of the normal rental flow: when a rental</w:t>
-      </w:r>
-    </w:p>
-    <w:p>
-      <w:r>
-        <w:t>delivery/return is validated, and when a repair order changes state. It is surfaced</w:t>
-      </w:r>
-    </w:p>
-    <w:p>
-      <w:r>
-        <w:t xml:space="preserve">as a </w:t>
+        <w:rPr/>
+        <w:t xml:space="preserve">The log is written automatically as part of the normal rental flow: when a rental delivery/return is validated, and when a repair order changes state. It is surfaced as a </w:t>
       </w:r>
       <w:r>
         <w:rPr>
@@ -277,6 +274,7 @@
         <w:t>Rental History</w:t>
       </w:r>
       <w:r>
+        <w:rPr/>
         <w:t xml:space="preserve"> tab on the serial/lot form.</w:t>
       </w:r>
     </w:p>
@@ -285,6 +283,7 @@
         <w:pStyle w:val="Heading1"/>
       </w:pPr>
       <w:r>
+        <w:rPr/>
         <w:t>2. Background &amp; Root-Cause (why this work exists)</w:t>
       </w:r>
     </w:p>
@@ -293,6 +292,7 @@
         <w:pStyle w:val="ListBullet"/>
       </w:pPr>
       <w:r>
+        <w:rPr/>
         <w:t xml:space="preserve">The native </w:t>
       </w:r>
       <w:r>
@@ -302,17 +302,56 @@
         <w:t>Traceability Report</w:t>
       </w:r>
       <w:r>
-        <w:t xml:space="preserve"> (`stock.traceability.report`) is a</w:t>
+        <w:rPr/>
+        <w:t xml:space="preserve"> (</w:t>
       </w:r>
-    </w:p>
-    <w:p>
       <w:r>
-        <w:t xml:space="preserve">  `TransientModel`: it recomputes a tree live from `stock.move.line` (state `done`)</w:t>
+        <w:rPr>
+          <w:rFonts w:ascii="Consolas" w:hAnsi="Consolas"/>
+          <w:color w:val="A03030"/>
+          <w:sz w:val="19"/>
+        </w:rPr>
+        <w:t>stock.traceability.report</w:t>
       </w:r>
-    </w:p>
-    <w:p>
       <w:r>
-        <w:t xml:space="preserve">  and renders through a bespoke OWL client action with a </w:t>
+        <w:rPr/>
+        <w:t xml:space="preserve">) is a </w:t>
+      </w:r>
+      <w:r>
+        <w:rPr>
+          <w:rFonts w:ascii="Consolas" w:hAnsi="Consolas"/>
+          <w:color w:val="A03030"/>
+          <w:sz w:val="19"/>
+        </w:rPr>
+        <w:t>TransientModel</w:t>
+      </w:r>
+      <w:r>
+        <w:rPr/>
+        <w:t xml:space="preserve">: it recomputes a tree live from </w:t>
+      </w:r>
+      <w:r>
+        <w:rPr>
+          <w:rFonts w:ascii="Consolas" w:hAnsi="Consolas"/>
+          <w:color w:val="A03030"/>
+          <w:sz w:val="19"/>
+        </w:rPr>
+        <w:t>stock.move.line</w:t>
+      </w:r>
+      <w:r>
+        <w:rPr/>
+        <w:t xml:space="preserve"> (state </w:t>
+      </w:r>
+      <w:r>
+        <w:rPr>
+          <w:rFonts w:ascii="Consolas" w:hAnsi="Consolas"/>
+          <w:color w:val="A03030"/>
+          <w:sz w:val="19"/>
+        </w:rPr>
+        <w:t>done</w:t>
+      </w:r>
+      <w:r>
+        <w:rPr/>
+        <w:t xml:space="preserve">) and renders through a bespoke OWL client action with a </w:t>
       </w:r>
       <w:r>
         <w:rPr>
@@ -321,17 +360,20 @@
         <w:t>hardcoded</w:t>
       </w:r>
       <w:r>
-        <w:t xml:space="preserve"> column list</w:t>
+        <w:rPr/>
+        <w:t xml:space="preserve"> column list </w:t>
       </w:r>
-    </w:p>
-    <w:p>
       <w:r>
-        <w:t xml:space="preserve">  `[reference, product, date, lot, source, destination, qty]`. It is not a normal</w:t>
+        <w:rPr>
+          <w:rFonts w:ascii="Consolas" w:hAnsi="Consolas"/>
+          <w:color w:val="A03030"/>
+          <w:sz w:val="19"/>
+        </w:rPr>
+        <w:t>[reference, product, date, lot, source, destination, qty]</w:t>
       </w:r>
-    </w:p>
-    <w:p>
       <w:r>
-        <w:t xml:space="preserve">  extendable list/form.</w:t>
+        <w:rPr/>
+        <w:t>. It is not a normal extendable list/form.</w:t>
       </w:r>
     </w:p>
     <w:p>
@@ -339,6 +381,7 @@
         <w:pStyle w:val="ListBullet"/>
       </w:pPr>
       <w:r>
+        <w:rPr/>
         <w:t xml:space="preserve">Three needs are </w:t>
       </w:r>
       <w:r>
@@ -348,13 +391,14 @@
         <w:t>structurally absent</w:t>
       </w:r>
       <w:r>
+        <w:rPr/>
         <w:t xml:space="preserve"> from that data source:</w:t>
       </w:r>
     </w:p>
     <w:p>
-      <w:r>
-        <w:t xml:space="preserve">  1. </w:t>
-      </w:r>
+      <w:pPr>
+        <w:pStyle w:val="ListNumber"/>
+      </w:pPr>
       <w:r>
         <w:rPr>
           <w:b/>
@@ -362,23 +406,50 @@
         <w:t>Repair start</w:t>
       </w:r>
       <w:r>
-        <w:t xml:space="preserve"> — a repair produces no `stock.move.line` until `repair_done`,</w:t>
+        <w:rPr/>
+        <w:t xml:space="preserve"> — a repair produces no </w:t>
+      </w:r>
+      <w:r>
+        <w:rPr>
+          <w:rFonts w:ascii="Consolas" w:hAnsi="Consolas"/>
+          <w:color w:val="A03030"/>
+          <w:sz w:val="19"/>
+        </w:rPr>
+        <w:t>stock.move.line</w:t>
+      </w:r>
+      <w:r>
+        <w:rPr/>
+        <w:t xml:space="preserve"> until </w:t>
+      </w:r>
+      <w:r>
+        <w:rPr>
+          <w:rFonts w:ascii="Consolas" w:hAnsi="Consolas"/>
+          <w:color w:val="A03030"/>
+          <w:sz w:val="19"/>
+        </w:rPr>
+        <w:t>repair_done</w:t>
+      </w:r>
+      <w:r>
+        <w:rPr/>
+        <w:t xml:space="preserve">, and </w:t>
+      </w:r>
+      <w:r>
+        <w:rPr>
+          <w:rFonts w:ascii="Consolas" w:hAnsi="Consolas"/>
+          <w:color w:val="A03030"/>
+          <w:sz w:val="19"/>
+        </w:rPr>
+        <w:t>repair_start</w:t>
+      </w:r>
+      <w:r>
+        <w:rPr/>
+        <w:t xml:space="preserve"> has no move at all; "in repair since date X (not yet fixed)" is not in the moves.</w:t>
       </w:r>
     </w:p>
     <w:p>
-      <w:r>
-        <w:t xml:space="preserve">     and `repair_start` has no move at all; "in repair since date X (not yet fixed)"</w:t>
-      </w:r>
-    </w:p>
-    <w:p>
-      <w:r>
-        <w:t xml:space="preserve">     is not in the moves.</w:t>
-      </w:r>
-    </w:p>
-    <w:p>
-      <w:r>
-        <w:t xml:space="preserve">  2. </w:t>
-      </w:r>
+      <w:pPr>
+        <w:pStyle w:val="ListNumber"/>
+      </w:pPr>
       <w:r>
         <w:rPr>
           <w:b/>
@@ -386,23 +457,36 @@
         <w:t>Package-contents snapshot</w:t>
       </w:r>
       <w:r>
-        <w:t xml:space="preserve"> — "this crate went out with 40 glasses in</w:t>
+        <w:rPr/>
+        <w:t xml:space="preserve"> — "this crate went out with 40 glasses in PACK7" is a point-in-time fact; move lines carry </w:t>
+      </w:r>
+      <w:r>
+        <w:rPr>
+          <w:rFonts w:ascii="Consolas" w:hAnsi="Consolas"/>
+          <w:color w:val="A03030"/>
+          <w:sz w:val="19"/>
+        </w:rPr>
+        <w:t>result_package_id</w:t>
+      </w:r>
+      <w:r>
+        <w:rPr/>
+        <w:t xml:space="preserve"> but never the contents </w:t>
+      </w:r>
+      <w:r>
+        <w:rPr>
+          <w:i/>
+        </w:rPr>
+        <w:t>at that instant</w:t>
+      </w:r>
+      <w:r>
+        <w:rPr/>
+        <w:t>.</w:t>
       </w:r>
     </w:p>
     <w:p>
-      <w:r>
-        <w:t xml:space="preserve">     PACK7" is a point-in-time fact; move lines carry `result_package_id` but never</w:t>
-      </w:r>
-    </w:p>
-    <w:p>
-      <w:r>
-        <w:t xml:space="preserve">     the contents *at that instant*.</w:t>
-      </w:r>
-    </w:p>
-    <w:p>
-      <w:r>
-        <w:t xml:space="preserve">  3. </w:t>
-      </w:r>
+      <w:pPr>
+        <w:pStyle w:val="ListNumber"/>
+      </w:pPr>
       <w:r>
         <w:rPr>
           <w:b/>
@@ -410,12 +494,8 @@
         <w:t>Cross-serial search / filter / group</w:t>
       </w:r>
       <w:r>
-        <w:t xml:space="preserve"> — the transient, per-record report</w:t>
-      </w:r>
-    </w:p>
-    <w:p>
-      <w:r>
-        <w:t xml:space="preserve">     cannot answer "all deliveries to client X in July" or "all repairs this month".</w:t>
+        <w:rPr/>
+        <w:t xml:space="preserve"> — the transient, per-record report cannot answer "all deliveries to client X in July" or "all repairs this month".</w:t>
       </w:r>
     </w:p>
     <w:p>
@@ -423,6 +503,7 @@
         <w:pStyle w:val="ListBullet"/>
       </w:pPr>
       <w:r>
+        <w:rPr/>
         <w:t xml:space="preserve">Extending native would mean patching </w:t>
       </w:r>
       <w:r>
@@ -432,17 +513,8 @@
         <w:t>three layers</w:t>
       </w:r>
       <w:r>
-        <w:t xml:space="preserve"> (Python overrides + OWL JS +</w:t>
-      </w:r>
-    </w:p>
-    <w:p>
-      <w:r>
-        <w:t xml:space="preserve">  QWeb PDF), be upgrade-fragile, and still not represent (1)–(3). A small stored</w:t>
-      </w:r>
-    </w:p>
-    <w:p>
-      <w:r>
-        <w:t xml:space="preserve">  model is the smaller, robust path.</w:t>
+        <w:rPr/>
+        <w:t xml:space="preserve"> (Python overrides + OWL JS + QWeb PDF), be upgrade-fragile, and still not represent (1)–(3). A small stored model is the smaller, robust path.</w:t>
       </w:r>
     </w:p>
     <w:p>
@@ -453,12 +525,20 @@
         <w:t>Conclusion:</w:t>
       </w:r>
       <w:r>
-        <w:t xml:space="preserve"> keep native traceability for physical movement; add `rental_serial_log`</w:t>
+        <w:rPr/>
+        <w:t xml:space="preserve"> keep native traceability for physical movement; add </w:t>
       </w:r>
-    </w:p>
-    <w:p>
       <w:r>
-        <w:t>for the commercial/audit view. They are complementary, not redundant.</w:t>
+        <w:rPr>
+          <w:rFonts w:ascii="Consolas" w:hAnsi="Consolas"/>
+          <w:color w:val="A03030"/>
+          <w:sz w:val="19"/>
+        </w:rPr>
+        <w:t>rental_serial_log</w:t>
+      </w:r>
+      <w:r>
+        <w:rPr/>
+        <w:t xml:space="preserve"> for the commercial/audit view. They are complementary, not redundant.</w:t>
       </w:r>
     </w:p>
     <w:p>
@@ -466,6 +546,7 @@
         <w:pStyle w:val="Heading1"/>
       </w:pPr>
       <w:r>
+        <w:rPr/>
         <w:t>3. Goals</w:t>
       </w:r>
     </w:p>
@@ -480,12 +561,18 @@
         <w:t>G1 — Business audit trail per serial:</w:t>
       </w:r>
       <w:r>
-        <w:t xml:space="preserve"> one curated row per rental *event*</w:t>
+        <w:rPr/>
+        <w:t xml:space="preserve"> one curated row per rental </w:t>
       </w:r>
-    </w:p>
-    <w:p>
       <w:r>
-        <w:t xml:space="preserve">  (delivered / returned / repair started / repair done), not one row per stock hop.</w:t>
+        <w:rPr>
+          <w:i/>
+        </w:rPr>
+        <w:t>event</w:t>
+      </w:r>
+      <w:r>
+        <w:rPr/>
+        <w:t xml:space="preserve"> (delivered / returned / repair started / repair done), not one row per stock hop.</w:t>
       </w:r>
     </w:p>
     <w:p>
@@ -499,12 +586,8 @@
         <w:t>G2 — Commercial context:</w:t>
       </w:r>
       <w:r>
-        <w:t xml:space="preserve"> each delivered/returned event records the client and</w:t>
-      </w:r>
-    </w:p>
-    <w:p>
-      <w:r>
-        <w:t xml:space="preserve">  the sales order.</w:t>
+        <w:rPr/>
+        <w:t xml:space="preserve"> each delivered/returned event records the client and the sales order.</w:t>
       </w:r>
     </w:p>
     <w:p>
@@ -518,12 +601,8 @@
         <w:t>G3 — Packaging evidence:</w:t>
       </w:r>
       <w:r>
-        <w:t xml:space="preserve"> at delivery, record which package the serial was in</w:t>
-      </w:r>
-    </w:p>
-    <w:p>
-      <w:r>
-        <w:t xml:space="preserve">  and a human-readable snapshot of the package contents.</w:t>
+        <w:rPr/>
+        <w:t xml:space="preserve"> at delivery, record which package the serial was in and a human-readable snapshot of the package contents.</w:t>
       </w:r>
     </w:p>
     <w:p>
@@ -537,12 +616,8 @@
         <w:t>G4 — Repair history:</w:t>
       </w:r>
       <w:r>
-        <w:t xml:space="preserve"> record when a serial enters and leaves repair, including</w:t>
-      </w:r>
-    </w:p>
-    <w:p>
-      <w:r>
-        <w:t xml:space="preserve">  a recycle/scrap marker.</w:t>
+        <w:rPr/>
+        <w:t xml:space="preserve"> record when a serial enters and leaves repair, including a recycle/scrap marker.</w:t>
       </w:r>
     </w:p>
     <w:p>
@@ -556,12 +631,8 @@
         <w:t>G5 — Navigable:</w:t>
       </w:r>
       <w:r>
-        <w:t xml:space="preserve"> every row links to its underlying transaction</w:t>
-      </w:r>
-    </w:p>
-    <w:p>
-      <w:r>
-        <w:t xml:space="preserve">  (picking / sales order / repair order).</w:t>
+        <w:rPr/>
+        <w:t xml:space="preserve"> every row links to its underlying transaction (picking / sales order / repair order).</w:t>
       </w:r>
     </w:p>
     <w:p>
@@ -575,6 +646,7 @@
         <w:t>G6 — Searchable:</w:t>
       </w:r>
       <w:r>
+        <w:rPr/>
         <w:t xml:space="preserve"> a searchable/filterable/sortable list across all serials.</w:t>
       </w:r>
     </w:p>
@@ -589,12 +661,8 @@
         <w:t>G7 — Low footprint &amp; robust:</w:t>
       </w:r>
       <w:r>
-        <w:t xml:space="preserve"> no duplicate rows on re-validation; no impact on</w:t>
-      </w:r>
-    </w:p>
-    <w:p>
-      <w:r>
-        <w:t xml:space="preserve">  non-rental transfers; read-only for regular users.</w:t>
+        <w:rPr/>
+        <w:t xml:space="preserve"> no duplicate rows on re-validation; no impact on non-rental transfers; read-only for regular users.</w:t>
       </w:r>
     </w:p>
     <w:p>
@@ -602,6 +670,7 @@
         <w:pStyle w:val="Heading1"/>
       </w:pPr>
       <w:r>
+        <w:rPr/>
         <w:t>4. Scope</w:t>
       </w:r>
     </w:p>
@@ -613,12 +682,20 @@
         <w:t>In scope:</w:t>
       </w:r>
       <w:r>
-        <w:t xml:space="preserve"> serial-tracked (`tracking='serial'`) products on rental orders; repair</w:t>
+        <w:rPr/>
+        <w:t xml:space="preserve"> serial-tracked (</w:t>
       </w:r>
-    </w:p>
-    <w:p>
       <w:r>
-        <w:t xml:space="preserve">orders on those serials. </w:t>
+        <w:rPr>
+          <w:rFonts w:ascii="Consolas" w:hAnsi="Consolas"/>
+          <w:color w:val="A03030"/>
+          <w:sz w:val="19"/>
+        </w:rPr>
+        <w:t>tracking='serial'</w:t>
+      </w:r>
+      <w:r>
+        <w:rPr/>
+        <w:t xml:space="preserve">) products on rental orders; repair orders on those serials. </w:t>
       </w:r>
       <w:r>
         <w:rPr>
@@ -627,17 +704,8 @@
         <w:t>Out of scope (by decision):</w:t>
       </w:r>
       <w:r>
-        <w:t xml:space="preserve"> lot-tracked (non-serial)</w:t>
-      </w:r>
-    </w:p>
-    <w:p>
-      <w:r>
-        <w:t>and untracked products; packages as first-class tracked entities (only captured as a</w:t>
-      </w:r>
-    </w:p>
-    <w:p>
-      <w:r>
-        <w:t>contents snapshot on the serial's delivered event — see §6.2).</w:t>
+        <w:rPr/>
+        <w:t xml:space="preserve"> lot-tracked (non-serial) and untracked products; packages as first-class tracked entities (only captured as a contents snapshot on the serial's delivered event — see §6.2).</w:t>
       </w:r>
     </w:p>
     <w:p>
@@ -645,6 +713,7 @@
         <w:pStyle w:val="Heading1"/>
       </w:pPr>
       <w:r>
+        <w:rPr/>
         <w:t>5. Design Decisions — Options, Pros/Cons &amp; Rationale</w:t>
       </w:r>
     </w:p>
@@ -653,6 +722,7 @@
         <w:pStyle w:val="Heading2"/>
       </w:pPr>
       <w:r>
+        <w:rPr/>
         <w:t>5.1 Where to store the history</w:t>
       </w:r>
     </w:p>
@@ -661,53 +731,77 @@
         <w:rPr>
           <w:b/>
         </w:rPr>
-        <w:t>Option A — Stored model (`rental.serial.log`).</w:t>
+        <w:t>Option A — Stored model (</w:t>
       </w:r>
-    </w:p>
-    <w:p>
       <w:r>
-        <w:t>*Pros:* searchable/filterable/sortable; can hold facts absent from moves (repair start,</w:t>
+        <w:rPr>
+          <w:rFonts w:ascii="Consolas" w:hAnsi="Consolas"/>
+          <w:b/>
+          <w:color w:val="A03030"/>
+          <w:sz w:val="19"/>
+        </w:rPr>
+        <w:t>rental.serial.log</w:t>
       </w:r>
-    </w:p>
-    <w:p>
       <w:r>
-        <w:t>package snapshot); immutable audit record; small, standard list/form.</w:t>
+        <w:rPr>
+          <w:b/>
+        </w:rPr>
+        <w:t>).</w:t>
       </w:r>
-    </w:p>
-    <w:p>
       <w:r>
-        <w:t>*Cons:* a new (tiny) model.</w:t>
+        <w:rPr/>
+        <w:t xml:space="preserve"> </w:t>
       </w:r>
-    </w:p>
-    <w:p>
+      <w:r>
+        <w:rPr>
+          <w:i/>
+        </w:rPr>
+        <w:t>Pros:</w:t>
+      </w:r>
+      <w:r>
+        <w:rPr/>
+        <w:t xml:space="preserve"> searchable/filterable/sortable; can hold facts absent from moves (repair start, package snapshot); immutable audit record; small, standard list/form. </w:t>
+      </w:r>
+      <w:r>
+        <w:rPr>
+          <w:i/>
+        </w:rPr>
+        <w:t>Cons:</w:t>
+      </w:r>
+      <w:r>
+        <w:rPr/>
+        <w:t xml:space="preserve"> a new (tiny) model. </w:t>
+      </w:r>
       <w:r>
         <w:rPr>
           <w:b/>
         </w:rPr>
         <w:t>Option B — Extend the native Traceability Report.</w:t>
       </w:r>
-    </w:p>
-    <w:p>
       <w:r>
-        <w:t>*Pros:* reuses a familiar screen.</w:t>
+        <w:rPr/>
+        <w:t xml:space="preserve"> </w:t>
       </w:r>
-    </w:p>
-    <w:p>
       <w:r>
-        <w:t>*Cons:* transient/non-queryable; hardcoded columns; needs Python+JS+QWeb patches;</w:t>
+        <w:rPr>
+          <w:i/>
+        </w:rPr>
+        <w:t>Pros:</w:t>
       </w:r>
-    </w:p>
-    <w:p>
       <w:r>
-        <w:t>cannot represent repair-start, package snapshot, or cross-serial search;</w:t>
+        <w:rPr/>
+        <w:t xml:space="preserve"> reuses a familiar screen. </w:t>
       </w:r>
-    </w:p>
-    <w:p>
       <w:r>
-        <w:t>upgrade-fragile.</w:t>
+        <w:rPr>
+          <w:i/>
+        </w:rPr>
+        <w:t>Cons:</w:t>
       </w:r>
-    </w:p>
-    <w:p>
+      <w:r>
+        <w:rPr/>
+        <w:t xml:space="preserve"> transient/non-queryable; hardcoded columns; needs Python+JS+QWeb patches; cannot represent repair-start, package snapshot, or cross-serial search; upgrade-fragile. </w:t>
+      </w:r>
       <w:r>
         <w:rPr>
           <w:b/>
@@ -715,6 +809,7 @@
         <w:t>Decision:</w:t>
       </w:r>
       <w:r>
+        <w:rPr/>
         <w:t xml:space="preserve"> </w:t>
       </w:r>
       <w:r>
@@ -724,6 +819,7 @@
         <w:t>Option A.</w:t>
       </w:r>
       <w:r>
+        <w:rPr/>
         <w:t xml:space="preserve"> (Full analysis in §2.)</w:t>
       </w:r>
     </w:p>
@@ -732,6 +828,7 @@
         <w:pStyle w:val="Heading2"/>
       </w:pPr>
       <w:r>
+        <w:rPr/>
         <w:t>5.2 Serials only vs serials + packages + lots</w:t>
       </w:r>
     </w:p>
@@ -743,6 +840,7 @@
         <w:t>Decision:</w:t>
       </w:r>
       <w:r>
+        <w:rPr/>
         <w:t xml:space="preserve"> </w:t>
       </w:r>
       <w:r>
@@ -752,17 +850,18 @@
         <w:t>Serials only.</w:t>
       </w:r>
       <w:r>
-        <w:t xml:space="preserve"> Packages are captured as a *snapshot on the serial's</w:t>
+        <w:rPr/>
+        <w:t xml:space="preserve"> Packages are captured as a </w:t>
       </w:r>
-    </w:p>
-    <w:p>
       <w:r>
-        <w:t>delivered event* (which package + contents), not tracked as their own history. This</w:t>
+        <w:rPr>
+          <w:i/>
+        </w:rPr>
+        <w:t>snapshot on the serial's delivered event</w:t>
       </w:r>
-    </w:p>
-    <w:p>
       <w:r>
-        <w:t>matches the business ask ("only serials, but note the package and its contents").</w:t>
+        <w:rPr/>
+        <w:t xml:space="preserve"> (which package + contents), not tracked as their own history. This matches the business ask ("only serials, but note the package and its contents").</w:t>
       </w:r>
     </w:p>
     <w:p>
@@ -770,6 +869,7 @@
         <w:pStyle w:val="Heading2"/>
       </w:pPr>
       <w:r>
+        <w:rPr/>
         <w:t>5.3 When to capture package contents</w:t>
       </w:r>
     </w:p>
@@ -780,31 +880,50 @@
         </w:rPr>
         <w:t>Option A — at delivery (point-in-time snapshot).</w:t>
       </w:r>
-    </w:p>
-    <w:p>
       <w:r>
-        <w:t>*Pros:* truthful to what physically left; contents can vary per trip.</w:t>
+        <w:rPr/>
+        <w:t xml:space="preserve"> </w:t>
       </w:r>
-    </w:p>
-    <w:p>
       <w:r>
-        <w:t>*Cons:* stored as text (not a live link).</w:t>
+        <w:rPr>
+          <w:i/>
+        </w:rPr>
+        <w:t>Pros:</w:t>
       </w:r>
-    </w:p>
-    <w:p>
+      <w:r>
+        <w:rPr/>
+        <w:t xml:space="preserve"> truthful to what physically left; contents can vary per trip. </w:t>
+      </w:r>
+      <w:r>
+        <w:rPr>
+          <w:i/>
+        </w:rPr>
+        <w:t>Cons:</w:t>
+      </w:r>
+      <w:r>
+        <w:rPr/>
+        <w:t xml:space="preserve"> stored as text (not a live link). </w:t>
+      </w:r>
       <w:r>
         <w:rPr>
           <w:b/>
         </w:rPr>
         <w:t>Option B — recompute later from the package.</w:t>
       </w:r>
-    </w:p>
-    <w:p>
       <w:r>
-        <w:t>*Cons:* package may be dissolved/refilled; the historical truth is lost.</w:t>
+        <w:rPr/>
+        <w:t xml:space="preserve"> </w:t>
       </w:r>
-    </w:p>
-    <w:p>
+      <w:r>
+        <w:rPr>
+          <w:i/>
+        </w:rPr>
+        <w:t>Cons:</w:t>
+      </w:r>
+      <w:r>
+        <w:rPr/>
+        <w:t xml:space="preserve"> package may be dissolved/refilled; the historical truth is lost. </w:t>
+      </w:r>
       <w:r>
         <w:rPr>
           <w:b/>
@@ -812,6 +931,7 @@
         <w:t>Decision:</w:t>
       </w:r>
       <w:r>
+        <w:rPr/>
         <w:t xml:space="preserve"> </w:t>
       </w:r>
       <w:r>
@@ -821,6 +941,7 @@
         <w:t>Option A</w:t>
       </w:r>
       <w:r>
+        <w:rPr/>
         <w:t xml:space="preserve"> — snapshot the contents string on the delivered event.</w:t>
       </w:r>
     </w:p>
@@ -829,15 +950,27 @@
         <w:pStyle w:val="Heading2"/>
       </w:pPr>
       <w:r>
+        <w:rPr/>
         <w:t>5.4 Idempotency</w:t>
       </w:r>
     </w:p>
     <w:p>
       <w:r>
-        <w:t>Pickings can be (re)validated; `write` on repair orders can fire repeatedly.</w:t>
+        <w:rPr/>
+        <w:t xml:space="preserve">Pickings can be (re)validated; </w:t>
       </w:r>
-    </w:p>
-    <w:p>
+      <w:r>
+        <w:rPr>
+          <w:rFonts w:ascii="Consolas" w:hAnsi="Consolas"/>
+          <w:color w:val="A03030"/>
+          <w:sz w:val="19"/>
+        </w:rPr>
+        <w:t>write</w:t>
+      </w:r>
+      <w:r>
+        <w:rPr/>
+        <w:t xml:space="preserve"> on repair orders can fire repeatedly. </w:t>
+      </w:r>
       <w:r>
         <w:rPr>
           <w:b/>
@@ -845,6 +978,7 @@
         <w:t>Decision:</w:t>
       </w:r>
       <w:r>
+        <w:rPr/>
         <w:t xml:space="preserve"> log creation is </w:t>
       </w:r>
       <w:r>
@@ -854,12 +988,8 @@
         <w:t>idempotent</w:t>
       </w:r>
       <w:r>
-        <w:t xml:space="preserve"> — an identical (lot, event,</w:t>
-      </w:r>
-    </w:p>
-    <w:p>
-      <w:r>
-        <w:t>picking/repair) row is not duplicated.</w:t>
+        <w:rPr/>
+        <w:t xml:space="preserve"> — an identical (lot, event, picking/repair) row is not duplicated.</w:t>
       </w:r>
     </w:p>
     <w:p>
@@ -867,6 +997,7 @@
         <w:pStyle w:val="Heading1"/>
       </w:pPr>
       <w:r>
+        <w:rPr/>
         <w:t>6. Functional Requirements</w:t>
       </w:r>
     </w:p>
@@ -875,6 +1006,7 @@
         <w:pStyle w:val="Heading2"/>
       </w:pPr>
       <w:r>
+        <w:rPr/>
         <w:t>6.1 Events (RSL-01…04)</w:t>
       </w:r>
     </w:p>
@@ -889,6 +1021,7 @@
         <w:t>RSL-01 Delivered</w:t>
       </w:r>
       <w:r>
+        <w:rPr/>
         <w:t xml:space="preserve"> — on validation of a customer-facing </w:t>
       </w:r>
       <w:r>
@@ -898,22 +1031,20 @@
         <w:t>outgoing</w:t>
       </w:r>
       <w:r>
-        <w:t xml:space="preserve"> rental</w:t>
+        <w:rPr/>
+        <w:t xml:space="preserve"> rental delivery (not a return), for each serial move line with quantity &gt; 0: log </w:t>
       </w:r>
-    </w:p>
-    <w:p>
       <w:r>
-        <w:t xml:space="preserve">  delivery (not a return), for each serial move line with quantity &gt; 0: log</w:t>
+        <w:rPr>
+          <w:rFonts w:ascii="Consolas" w:hAnsi="Consolas"/>
+          <w:color w:val="A03030"/>
+          <w:sz w:val="19"/>
+        </w:rPr>
+        <w:t>delivered</w:t>
       </w:r>
-    </w:p>
-    <w:p>
       <w:r>
-        <w:t xml:space="preserve">  `delivered` with client, sales order, picking, the package the serial was in, and a</w:t>
-      </w:r>
-    </w:p>
-    <w:p>
-      <w:r>
-        <w:t xml:space="preserve">  contents snapshot.</w:t>
+        <w:rPr/>
+        <w:t xml:space="preserve"> with client, sales order, picking, the package the serial was in, and a contents snapshot.</w:t>
       </w:r>
     </w:p>
     <w:p>
@@ -927,6 +1058,7 @@
         <w:t>RSL-02 Returned</w:t>
       </w:r>
       <w:r>
+        <w:rPr/>
         <w:t xml:space="preserve"> — on validation of the </w:t>
       </w:r>
       <w:r>
@@ -936,12 +1068,20 @@
         <w:t>return</w:t>
       </w:r>
       <w:r>
-        <w:t xml:space="preserve"> receipt, for each serial move</w:t>
+        <w:rPr/>
+        <w:t xml:space="preserve"> receipt, for each serial move line: log </w:t>
       </w:r>
-    </w:p>
-    <w:p>
       <w:r>
-        <w:t xml:space="preserve">  line: log `returned` with client, sales order, picking.</w:t>
+        <w:rPr>
+          <w:rFonts w:ascii="Consolas" w:hAnsi="Consolas"/>
+          <w:color w:val="A03030"/>
+          <w:sz w:val="19"/>
+        </w:rPr>
+        <w:t>returned</w:t>
+      </w:r>
+      <w:r>
+        <w:rPr/>
+        <w:t xml:space="preserve"> with client, sales order, picking.</w:t>
       </w:r>
     </w:p>
     <w:p>
@@ -955,12 +1095,44 @@
         <w:t>RSL-03 Repair started</w:t>
       </w:r>
       <w:r>
-        <w:t xml:space="preserve"> — when a repair order enters `under_repair`: log</w:t>
+        <w:rPr/>
+        <w:t xml:space="preserve"> — when a repair order enters </w:t>
       </w:r>
-    </w:p>
-    <w:p>
       <w:r>
-        <w:t xml:space="preserve">  `repair_start` for the serial.</w:t>
+        <w:rPr>
+          <w:rFonts w:ascii="Consolas" w:hAnsi="Consolas"/>
+          <w:color w:val="A03030"/>
+          <w:sz w:val="19"/>
+        </w:rPr>
+        <w:t>confirmed</w:t>
+      </w:r>
+      <w:r>
+        <w:rPr/>
+        <w:t xml:space="preserve"> (Odoo 20 dropped </w:t>
+      </w:r>
+      <w:r>
+        <w:rPr>
+          <w:rFonts w:ascii="Consolas" w:hAnsi="Consolas"/>
+          <w:color w:val="A03030"/>
+          <w:sz w:val="19"/>
+        </w:rPr>
+        <w:t>under_repair</w:t>
+      </w:r>
+      <w:r>
+        <w:rPr/>
+        <w:t xml:space="preserve">): log </w:t>
+      </w:r>
+      <w:r>
+        <w:rPr>
+          <w:rFonts w:ascii="Consolas" w:hAnsi="Consolas"/>
+          <w:color w:val="A03030"/>
+          <w:sz w:val="19"/>
+        </w:rPr>
+        <w:t>repair_start</w:t>
+      </w:r>
+      <w:r>
+        <w:rPr/>
+        <w:t xml:space="preserve"> for the serial.</w:t>
       </w:r>
     </w:p>
     <w:p>
@@ -974,12 +1146,32 @@
         <w:t>RSL-04 Repair done</w:t>
       </w:r>
       <w:r>
-        <w:t xml:space="preserve"> — when a repair order reaches `done`: log `repair_done`;</w:t>
+        <w:rPr/>
+        <w:t xml:space="preserve"> — when a repair order reaches </w:t>
       </w:r>
-    </w:p>
-    <w:p>
       <w:r>
-        <w:t xml:space="preserve">  if a recycle/scrap location is set, add a "Recycled/scrapped" note.</w:t>
+        <w:rPr>
+          <w:rFonts w:ascii="Consolas" w:hAnsi="Consolas"/>
+          <w:color w:val="A03030"/>
+          <w:sz w:val="19"/>
+        </w:rPr>
+        <w:t>done</w:t>
+      </w:r>
+      <w:r>
+        <w:rPr/>
+        <w:t xml:space="preserve">: log </w:t>
+      </w:r>
+      <w:r>
+        <w:rPr>
+          <w:rFonts w:ascii="Consolas" w:hAnsi="Consolas"/>
+          <w:color w:val="A03030"/>
+          <w:sz w:val="19"/>
+        </w:rPr>
+        <w:t>repair_done</w:t>
+      </w:r>
+      <w:r>
+        <w:rPr/>
+        <w:t>; if a recycle/scrap location is set, add a "Recycled/scrapped" note.</w:t>
       </w:r>
     </w:p>
     <w:p>
@@ -987,17 +1179,36 @@
         <w:pStyle w:val="Heading2"/>
       </w:pPr>
       <w:r>
+        <w:rPr/>
         <w:t>6.2 Package contents snapshot (RSL-05)</w:t>
       </w:r>
     </w:p>
     <w:p>
       <w:r>
-        <w:t>The snapshot lists the *other* move lines sharing the same package, human-readable,</w:t>
+        <w:rPr/>
+        <w:t xml:space="preserve">The snapshot lists the </w:t>
       </w:r>
-    </w:p>
-    <w:p>
       <w:r>
-        <w:t>e.g. `1× RSL Crate [RSL-0001], 40× RSL Glas`. Stored as text on the delivered event.</w:t>
+        <w:rPr>
+          <w:i/>
+        </w:rPr>
+        <w:t>other</w:t>
+      </w:r>
+      <w:r>
+        <w:rPr/>
+        <w:t xml:space="preserve"> move lines sharing the same package, human-readable, e.g. </w:t>
+      </w:r>
+      <w:r>
+        <w:rPr>
+          <w:rFonts w:ascii="Consolas" w:hAnsi="Consolas"/>
+          <w:color w:val="A03030"/>
+          <w:sz w:val="19"/>
+        </w:rPr>
+        <w:t>1× RSL Crate [RSL-0001], 40× RSL Glas</w:t>
+      </w:r>
+      <w:r>
+        <w:rPr/>
+        <w:t>. Stored as text on the delivered event.</w:t>
       </w:r>
     </w:p>
     <w:p>
@@ -1005,6 +1216,7 @@
         <w:pStyle w:val="Heading2"/>
       </w:pPr>
       <w:r>
+        <w:rPr/>
         <w:t>6.3 Guards (RSL-06…08)</w:t>
       </w:r>
     </w:p>
@@ -1019,7 +1231,20 @@
         <w:t>RSL-06</w:t>
       </w:r>
       <w:r>
-        <w:t xml:space="preserve"> Only rental orders (`is_rental_order`) are logged; ordinary transfers are ignored.</w:t>
+        <w:rPr/>
+        <w:t xml:space="preserve"> Only rental orders (</w:t>
+      </w:r>
+      <w:r>
+        <w:rPr>
+          <w:rFonts w:ascii="Consolas" w:hAnsi="Consolas"/>
+          <w:color w:val="A03030"/>
+          <w:sz w:val="19"/>
+        </w:rPr>
+        <w:t>is_rental_order</w:t>
+      </w:r>
+      <w:r>
+        <w:rPr/>
+        <w:t>) are logged; ordinary transfers are ignored.</w:t>
       </w:r>
     </w:p>
     <w:p>
@@ -1033,6 +1258,7 @@
         <w:t>RSL-07</w:t>
       </w:r>
       <w:r>
+        <w:rPr/>
         <w:t xml:space="preserve"> Only serial-tracked lines are logged.</w:t>
       </w:r>
     </w:p>
@@ -1047,6 +1273,7 @@
         <w:t>RSL-08</w:t>
       </w:r>
       <w:r>
+        <w:rPr/>
         <w:t xml:space="preserve"> Idempotent: no duplicate row for the same (lot, event, transaction).</w:t>
       </w:r>
     </w:p>
@@ -1055,6 +1282,7 @@
         <w:pStyle w:val="Heading2"/>
       </w:pPr>
       <w:r>
+        <w:rPr/>
         <w:t>6.4 Presentation (RSL-09…11)</w:t>
       </w:r>
     </w:p>
@@ -1069,6 +1297,7 @@
         <w:t>RSL-09</w:t>
       </w:r>
       <w:r>
+        <w:rPr/>
         <w:t xml:space="preserve"> A </w:t>
       </w:r>
       <w:r>
@@ -1078,6 +1307,7 @@
         <w:t>Rental History</w:t>
       </w:r>
       <w:r>
+        <w:rPr/>
         <w:t xml:space="preserve"> notebook tab on the serial/lot form (read-only list).</w:t>
       </w:r>
     </w:p>
@@ -1092,6 +1322,7 @@
         <w:t>RSL-10</w:t>
       </w:r>
       <w:r>
+        <w:rPr/>
         <w:t xml:space="preserve"> Each row has an </w:t>
       </w:r>
       <w:r>
@@ -1101,12 +1332,8 @@
         <w:t>Open</w:t>
       </w:r>
       <w:r>
-        <w:t xml:space="preserve"> action → opens the repair order, else the</w:t>
-      </w:r>
-    </w:p>
-    <w:p>
-      <w:r>
-        <w:t xml:space="preserve">  picking, else the sales order.</w:t>
+        <w:rPr/>
+        <w:t xml:space="preserve"> action → opens the repair order, else the picking, else the sales order.</w:t>
       </w:r>
     </w:p>
     <w:p>
@@ -1120,27 +1347,8 @@
         <w:t>RSL-11</w:t>
       </w:r>
       <w:r>
-        <w:t xml:space="preserve"> A searchable/filterable/sortable list (date-first; Sales Order + Client</w:t>
-      </w:r>
-    </w:p>
-    <w:p>
-      <w:r>
-        <w:t xml:space="preserve">  columns; search by serial/product, client, order, transfer, repair, package</w:t>
-      </w:r>
-    </w:p>
-    <w:p>
-      <w:r>
-        <w:t xml:space="preserve">  contents; Delivered/Returned/Repairs + Today/Last 7 Days/This Month filters; group</w:t>
-      </w:r>
-    </w:p>
-    <w:p>
-      <w:r>
-        <w:t xml:space="preserve">  by serial/product/client/event/date). Reachable via the retained (menu-less) action</w:t>
-      </w:r>
-    </w:p>
-    <w:p>
-      <w:r>
-        <w:t xml:space="preserve">  — no separate Inventory menu.</w:t>
+        <w:rPr/>
+        <w:t xml:space="preserve"> A searchable/filterable/sortable list (date-first; Sales Order + Client columns; search by serial/product, client, order, transfer, repair, package contents; Delivered/Returned/Repairs + Today/Last 7 Days/This Month filters; group by serial/product/client/event/date). Reachable via the retained (menu-less) action — no separate Inventory menu.</w:t>
       </w:r>
     </w:p>
     <w:p>
@@ -1148,6 +1356,7 @@
         <w:pStyle w:val="Heading2"/>
       </w:pPr>
       <w:r>
+        <w:rPr/>
         <w:t>6.5 Security (RSL-12)</w:t>
       </w:r>
     </w:p>
@@ -1156,6 +1365,7 @@
         <w:pStyle w:val="ListBullet"/>
       </w:pPr>
       <w:r>
+        <w:rPr/>
         <w:t xml:space="preserve">Regular stock users: </w:t>
       </w:r>
       <w:r>
@@ -1165,12 +1375,20 @@
         <w:t>read-only</w:t>
       </w:r>
       <w:r>
-        <w:t>. Stock managers: full. Rows are created `sudo`</w:t>
+        <w:rPr/>
+        <w:t xml:space="preserve">. Stock managers: full. Rows are created </w:t>
       </w:r>
-    </w:p>
-    <w:p>
       <w:r>
-        <w:t xml:space="preserve">  as system audit records.</w:t>
+        <w:rPr>
+          <w:rFonts w:ascii="Consolas" w:hAnsi="Consolas"/>
+          <w:color w:val="A03030"/>
+          <w:sz w:val="19"/>
+        </w:rPr>
+        <w:t>sudo</w:t>
+      </w:r>
+      <w:r>
+        <w:rPr/>
+        <w:t xml:space="preserve"> as system audit records.</w:t>
       </w:r>
     </w:p>
     <w:p>
@@ -1178,7 +1396,20 @@
         <w:pStyle w:val="Heading1"/>
       </w:pPr>
       <w:r>
-        <w:t>7. Data Model (`rental.serial.log`)</w:t>
+        <w:rPr/>
+        <w:t>7. Data Model (</w:t>
+      </w:r>
+      <w:r>
+        <w:rPr>
+          <w:rFonts w:ascii="Consolas" w:hAnsi="Consolas"/>
+          <w:color w:val="A03030"/>
+          <w:sz w:val="19"/>
+        </w:rPr>
+        <w:t>rental.serial.log</w:t>
+      </w:r>
+      <w:r>
+        <w:rPr/>
+        <w:t>)</w:t>
       </w:r>
     </w:p>
     <w:tbl>
@@ -1198,8 +1429,15 @@
             <w:tcW w:type="dxa" w:w="2880"/>
           </w:tcPr>
           <w:p>
-            <w:r/>
             <w:r>
+              <w:rPr>
+                <w:b/>
+              </w:rPr>
+            </w:r>
+            <w:r>
+              <w:rPr>
+                <w:b/>
+              </w:rPr>
               <w:t>Field</w:t>
             </w:r>
           </w:p>
@@ -1209,8 +1447,15 @@
             <w:tcW w:type="dxa" w:w="2880"/>
           </w:tcPr>
           <w:p>
-            <w:r/>
             <w:r>
+              <w:rPr>
+                <w:b/>
+              </w:rPr>
+            </w:r>
+            <w:r>
+              <w:rPr>
+                <w:b/>
+              </w:rPr>
               <w:t>Type</w:t>
             </w:r>
           </w:p>
@@ -1220,8 +1465,15 @@
             <w:tcW w:type="dxa" w:w="2880"/>
           </w:tcPr>
           <w:p>
-            <w:r/>
             <w:r>
+              <w:rPr>
+                <w:b/>
+              </w:rPr>
+            </w:r>
+            <w:r>
+              <w:rPr>
+                <w:b/>
+              </w:rPr>
               <w:t>Notes</w:t>
             </w:r>
           </w:p>
@@ -1235,6 +1487,7 @@
           <w:p>
             <w:r/>
             <w:r>
+              <w:rPr/>
               <w:t>lot_id</w:t>
             </w:r>
           </w:p>
@@ -1246,6 +1499,7 @@
           <w:p>
             <w:r/>
             <w:r>
+              <w:rPr/>
               <w:t>Many2one stock.lot</w:t>
             </w:r>
           </w:p>
@@ -1257,6 +1511,7 @@
           <w:p>
             <w:r/>
             <w:r>
+              <w:rPr/>
               <w:t>required, indexed, ondelete cascade</w:t>
             </w:r>
           </w:p>
@@ -1270,6 +1525,7 @@
           <w:p>
             <w:r/>
             <w:r>
+              <w:rPr/>
               <w:t>product_id</w:t>
             </w:r>
           </w:p>
@@ -1281,6 +1537,7 @@
           <w:p>
             <w:r/>
             <w:r>
+              <w:rPr/>
               <w:t>Many2one product.product</w:t>
             </w:r>
           </w:p>
@@ -1292,6 +1549,7 @@
           <w:p>
             <w:r/>
             <w:r>
+              <w:rPr/>
               <w:t>related lot_id.product_id, stored</w:t>
             </w:r>
           </w:p>
@@ -1305,6 +1563,7 @@
           <w:p>
             <w:r/>
             <w:r>
+              <w:rPr/>
               <w:t>event_type</w:t>
             </w:r>
           </w:p>
@@ -1316,6 +1575,7 @@
           <w:p>
             <w:r/>
             <w:r>
+              <w:rPr/>
               <w:t>Selection</w:t>
             </w:r>
           </w:p>
@@ -1327,7 +1587,8 @@
           <w:p>
             <w:r/>
             <w:r>
-              <w:t>delivered / returned / repair_start / repair_done</w:t>
+              <w:rPr/>
+              <w:t>delivered / returned / repair_start / repair_done / repair_override</w:t>
             </w:r>
           </w:p>
         </w:tc>
@@ -1340,6 +1601,7 @@
           <w:p>
             <w:r/>
             <w:r>
+              <w:rPr/>
               <w:t>date</w:t>
             </w:r>
           </w:p>
@@ -1351,6 +1613,7 @@
           <w:p>
             <w:r/>
             <w:r>
+              <w:rPr/>
               <w:t>Datetime</w:t>
             </w:r>
           </w:p>
@@ -1362,6 +1625,7 @@
           <w:p>
             <w:r/>
             <w:r>
+              <w:rPr/>
               <w:t>default now, indexed</w:t>
             </w:r>
           </w:p>
@@ -1375,6 +1639,7 @@
           <w:p>
             <w:r/>
             <w:r>
+              <w:rPr/>
               <w:t>sale_order_id</w:t>
             </w:r>
           </w:p>
@@ -1386,6 +1651,7 @@
           <w:p>
             <w:r/>
             <w:r>
+              <w:rPr/>
               <w:t>Many2one sale.order</w:t>
             </w:r>
           </w:p>
@@ -1397,6 +1663,7 @@
           <w:p>
             <w:r/>
             <w:r>
+              <w:rPr/>
               <w:t>delivered/returned</w:t>
             </w:r>
           </w:p>
@@ -1410,6 +1677,7 @@
           <w:p>
             <w:r/>
             <w:r>
+              <w:rPr/>
               <w:t>partner_id</w:t>
             </w:r>
           </w:p>
@@ -1421,6 +1689,7 @@
           <w:p>
             <w:r/>
             <w:r>
+              <w:rPr/>
               <w:t>Many2one res.partner</w:t>
             </w:r>
           </w:p>
@@ -1432,6 +1701,7 @@
           <w:p>
             <w:r/>
             <w:r>
+              <w:rPr/>
               <w:t>client</w:t>
             </w:r>
           </w:p>
@@ -1445,6 +1715,7 @@
           <w:p>
             <w:r/>
             <w:r>
+              <w:rPr/>
               <w:t>picking_id</w:t>
             </w:r>
           </w:p>
@@ -1456,6 +1727,7 @@
           <w:p>
             <w:r/>
             <w:r>
+              <w:rPr/>
               <w:t>Many2one stock.picking</w:t>
             </w:r>
           </w:p>
@@ -1467,6 +1739,7 @@
           <w:p>
             <w:r/>
             <w:r>
+              <w:rPr/>
               <w:t>transfer</w:t>
             </w:r>
           </w:p>
@@ -1480,6 +1753,7 @@
           <w:p>
             <w:r/>
             <w:r>
+              <w:rPr/>
               <w:t>package_id</w:t>
             </w:r>
           </w:p>
@@ -1491,6 +1765,7 @@
           <w:p>
             <w:r/>
             <w:r>
+              <w:rPr/>
               <w:t>Many2one stock.package</w:t>
             </w:r>
           </w:p>
@@ -1502,6 +1777,7 @@
           <w:p>
             <w:r/>
             <w:r>
+              <w:rPr/>
               <w:t>captured at delivery</w:t>
             </w:r>
           </w:p>
@@ -1515,6 +1791,7 @@
           <w:p>
             <w:r/>
             <w:r>
+              <w:rPr/>
               <w:t>package_contents</w:t>
             </w:r>
           </w:p>
@@ -1526,6 +1803,7 @@
           <w:p>
             <w:r/>
             <w:r>
+              <w:rPr/>
               <w:t>Char</w:t>
             </w:r>
           </w:p>
@@ -1537,6 +1815,7 @@
           <w:p>
             <w:r/>
             <w:r>
+              <w:rPr/>
               <w:t>snapshot text</w:t>
             </w:r>
           </w:p>
@@ -1550,6 +1829,7 @@
           <w:p>
             <w:r/>
             <w:r>
+              <w:rPr/>
               <w:t>repair_order_id</w:t>
             </w:r>
           </w:p>
@@ -1561,6 +1841,7 @@
           <w:p>
             <w:r/>
             <w:r>
+              <w:rPr/>
               <w:t>Many2one repair.order</w:t>
             </w:r>
           </w:p>
@@ -1572,6 +1853,7 @@
           <w:p>
             <w:r/>
             <w:r>
+              <w:rPr/>
               <w:t>repair events</w:t>
             </w:r>
           </w:p>
@@ -1585,6 +1867,7 @@
           <w:p>
             <w:r/>
             <w:r>
+              <w:rPr/>
               <w:t>note</w:t>
             </w:r>
           </w:p>
@@ -1596,6 +1879,7 @@
           <w:p>
             <w:r/>
             <w:r>
+              <w:rPr/>
               <w:t>Char</w:t>
             </w:r>
           </w:p>
@@ -1607,15 +1891,38 @@
           <w:p>
             <w:r/>
             <w:r>
+              <w:rPr/>
               <w:t>e.g. recycle/scrap</w:t>
             </w:r>
           </w:p>
         </w:tc>
       </w:tr>
     </w:tbl>
+    <w:p/>
     <w:p>
       <w:r>
-        <w:t>`stock.lot` gains `rental_log_ids = One2many(rental.serial.log)` for the tab.</w:t>
+        <w:rPr>
+          <w:rFonts w:ascii="Consolas" w:hAnsi="Consolas"/>
+          <w:color w:val="A03030"/>
+          <w:sz w:val="19"/>
+        </w:rPr>
+        <w:t>stock.lot</w:t>
+      </w:r>
+      <w:r>
+        <w:rPr/>
+        <w:t xml:space="preserve"> gains </w:t>
+      </w:r>
+      <w:r>
+        <w:rPr>
+          <w:rFonts w:ascii="Consolas" w:hAnsi="Consolas"/>
+          <w:color w:val="A03030"/>
+          <w:sz w:val="19"/>
+        </w:rPr>
+        <w:t>rental_log_ids = One2many(rental.serial.log)</w:t>
+      </w:r>
+      <w:r>
+        <w:rPr/>
+        <w:t xml:space="preserve"> for the tab.</w:t>
       </w:r>
     </w:p>
     <w:p>
@@ -1623,7 +1930,20 @@
         <w:pStyle w:val="Heading1"/>
       </w:pPr>
       <w:r>
-        <w:t>8. Tests (`tests/test_rental_serial_log.py`)</w:t>
+        <w:rPr/>
+        <w:t>8. Tests (</w:t>
+      </w:r>
+      <w:r>
+        <w:rPr>
+          <w:rFonts w:ascii="Consolas" w:hAnsi="Consolas"/>
+          <w:color w:val="A03030"/>
+          <w:sz w:val="19"/>
+        </w:rPr>
+        <w:t>tests/test_rental_serial_log.py</w:t>
+      </w:r>
+      <w:r>
+        <w:rPr/>
+        <w:t>)</w:t>
       </w:r>
     </w:p>
     <w:tbl>
@@ -1644,8 +1964,15 @@
             <w:tcW w:type="dxa" w:w="2160"/>
           </w:tcPr>
           <w:p>
-            <w:r/>
             <w:r>
+              <w:rPr>
+                <w:b/>
+              </w:rPr>
+            </w:r>
+            <w:r>
+              <w:rPr>
+                <w:b/>
+              </w:rPr>
               <w:t>#</w:t>
             </w:r>
           </w:p>
@@ -1655,8 +1982,15 @@
             <w:tcW w:type="dxa" w:w="2160"/>
           </w:tcPr>
           <w:p>
-            <w:r/>
             <w:r>
+              <w:rPr>
+                <w:b/>
+              </w:rPr>
+            </w:r>
+            <w:r>
+              <w:rPr>
+                <w:b/>
+              </w:rPr>
               <w:t>Test</w:t>
             </w:r>
           </w:p>
@@ -1666,8 +2000,15 @@
             <w:tcW w:type="dxa" w:w="2160"/>
           </w:tcPr>
           <w:p>
-            <w:r/>
             <w:r>
+              <w:rPr>
+                <w:b/>
+              </w:rPr>
+            </w:r>
+            <w:r>
+              <w:rPr>
+                <w:b/>
+              </w:rPr>
               <w:t>Verifies</w:t>
             </w:r>
           </w:p>
@@ -1677,8 +2018,15 @@
             <w:tcW w:type="dxa" w:w="2160"/>
           </w:tcPr>
           <w:p>
-            <w:r/>
             <w:r>
+              <w:rPr>
+                <w:b/>
+              </w:rPr>
+            </w:r>
+            <w:r>
+              <w:rPr>
+                <w:b/>
+              </w:rPr>
               <w:t>Requirement</w:t>
             </w:r>
           </w:p>
@@ -1692,6 +2040,7 @@
           <w:p>
             <w:r/>
             <w:r>
+              <w:rPr/>
               <w:t>T-01</w:t>
             </w:r>
           </w:p>
@@ -1703,6 +2052,7 @@
           <w:p>
             <w:r/>
             <w:r>
+              <w:rPr/>
               <w:t>test_delivered_with_package_and_contents</w:t>
             </w:r>
           </w:p>
@@ -1714,6 +2064,7 @@
           <w:p>
             <w:r/>
             <w:r>
+              <w:rPr/>
               <w:t>delivered event records SO, client, package, and a contents snapshot containing both the crate serial and the co-packed product</w:t>
             </w:r>
           </w:p>
@@ -1725,6 +2076,7 @@
           <w:p>
             <w:r/>
             <w:r>
+              <w:rPr/>
               <w:t>RSL-01, RSL-05</w:t>
             </w:r>
           </w:p>
@@ -1738,6 +2090,7 @@
           <w:p>
             <w:r/>
             <w:r>
+              <w:rPr/>
               <w:t>T-02</w:t>
             </w:r>
           </w:p>
@@ -1749,6 +2102,7 @@
           <w:p>
             <w:r/>
             <w:r>
+              <w:rPr/>
               <w:t>test_returned</w:t>
             </w:r>
           </w:p>
@@ -1760,7 +2114,20 @@
           <w:p>
             <w:r/>
             <w:r>
-              <w:t>return receipt logs a `returned` event linked to the sales order</w:t>
+              <w:rPr/>
+              <w:t xml:space="preserve">return receipt logs a </w:t>
+            </w:r>
+            <w:r>
+              <w:rPr>
+                <w:rFonts w:ascii="Consolas" w:hAnsi="Consolas"/>
+                <w:color w:val="A03030"/>
+                <w:sz w:val="19"/>
+              </w:rPr>
+              <w:t>returned</w:t>
+            </w:r>
+            <w:r>
+              <w:rPr/>
+              <w:t xml:space="preserve"> event linked to the sales order</w:t>
             </w:r>
           </w:p>
         </w:tc>
@@ -1771,6 +2138,7 @@
           <w:p>
             <w:r/>
             <w:r>
+              <w:rPr/>
               <w:t>RSL-02</w:t>
             </w:r>
           </w:p>
@@ -1784,6 +2152,7 @@
           <w:p>
             <w:r/>
             <w:r>
+              <w:rPr/>
               <w:t>T-03</w:t>
             </w:r>
           </w:p>
@@ -1795,6 +2164,7 @@
           <w:p>
             <w:r/>
             <w:r>
+              <w:rPr/>
               <w:t>test_idempotent</w:t>
             </w:r>
           </w:p>
@@ -1806,6 +2176,7 @@
           <w:p>
             <w:r/>
             <w:r>
+              <w:rPr/>
               <w:t>re-running the delivery log does not create a duplicate row</w:t>
             </w:r>
           </w:p>
@@ -1817,6 +2188,7 @@
           <w:p>
             <w:r/>
             <w:r>
+              <w:rPr/>
               <w:t>RSL-08</w:t>
             </w:r>
           </w:p>
@@ -1830,6 +2202,7 @@
           <w:p>
             <w:r/>
             <w:r>
+              <w:rPr/>
               <w:t>T-04</w:t>
             </w:r>
           </w:p>
@@ -1841,6 +2214,7 @@
           <w:p>
             <w:r/>
             <w:r>
+              <w:rPr/>
               <w:t>test_open_transaction</w:t>
             </w:r>
           </w:p>
@@ -1852,7 +2226,16 @@
           <w:p>
             <w:r/>
             <w:r>
-              <w:t>`action_open_transaction` opens the correct picking</w:t>
+              <w:rPr>
+                <w:rFonts w:ascii="Consolas" w:hAnsi="Consolas"/>
+                <w:color w:val="A03030"/>
+                <w:sz w:val="19"/>
+              </w:rPr>
+              <w:t>action_open_transaction</w:t>
+            </w:r>
+            <w:r>
+              <w:rPr/>
+              <w:t xml:space="preserve"> opens the correct picking</w:t>
             </w:r>
           </w:p>
         </w:tc>
@@ -1863,6 +2246,7 @@
           <w:p>
             <w:r/>
             <w:r>
+              <w:rPr/>
               <w:t>RSL-10</w:t>
             </w:r>
           </w:p>
@@ -1876,6 +2260,7 @@
           <w:p>
             <w:r/>
             <w:r>
+              <w:rPr/>
               <w:t>T-05</w:t>
             </w:r>
           </w:p>
@@ -1887,6 +2272,7 @@
           <w:p>
             <w:r/>
             <w:r>
+              <w:rPr/>
               <w:t>test_non_rental_not_logged</w:t>
             </w:r>
           </w:p>
@@ -1898,6 +2284,7 @@
           <w:p>
             <w:r/>
             <w:r>
+              <w:rPr/>
               <w:t>a non-rental order produces no log rows</w:t>
             </w:r>
           </w:p>
@@ -1909,6 +2296,7 @@
           <w:p>
             <w:r/>
             <w:r>
+              <w:rPr/>
               <w:t>RSL-06</w:t>
             </w:r>
           </w:p>
@@ -1922,6 +2310,7 @@
           <w:p>
             <w:r/>
             <w:r>
+              <w:rPr/>
               <w:t>T-06</w:t>
             </w:r>
           </w:p>
@@ -1933,6 +2322,7 @@
           <w:p>
             <w:r/>
             <w:r>
+              <w:rPr/>
               <w:t>test_repair_events</w:t>
             </w:r>
           </w:p>
@@ -1944,7 +2334,48 @@
           <w:p>
             <w:r/>
             <w:r>
-              <w:t>`under_repair` logs `repair_start`; `done` logs `repair_done`</w:t>
+              <w:rPr>
+                <w:rFonts w:ascii="Consolas" w:hAnsi="Consolas"/>
+                <w:color w:val="A03030"/>
+                <w:sz w:val="19"/>
+              </w:rPr>
+              <w:t>confirmed</w:t>
+            </w:r>
+            <w:r>
+              <w:rPr/>
+              <w:t xml:space="preserve"> logs </w:t>
+            </w:r>
+            <w:r>
+              <w:rPr>
+                <w:rFonts w:ascii="Consolas" w:hAnsi="Consolas"/>
+                <w:color w:val="A03030"/>
+                <w:sz w:val="19"/>
+              </w:rPr>
+              <w:t>repair_start</w:t>
+            </w:r>
+            <w:r>
+              <w:rPr/>
+              <w:t xml:space="preserve">; </w:t>
+            </w:r>
+            <w:r>
+              <w:rPr>
+                <w:rFonts w:ascii="Consolas" w:hAnsi="Consolas"/>
+                <w:color w:val="A03030"/>
+                <w:sz w:val="19"/>
+              </w:rPr>
+              <w:t>done</w:t>
+            </w:r>
+            <w:r>
+              <w:rPr/>
+              <w:t xml:space="preserve"> logs </w:t>
+            </w:r>
+            <w:r>
+              <w:rPr>
+                <w:rFonts w:ascii="Consolas" w:hAnsi="Consolas"/>
+                <w:color w:val="A03030"/>
+                <w:sz w:val="19"/>
+              </w:rPr>
+              <w:t>repair_done</w:t>
             </w:r>
           </w:p>
         </w:tc>
@@ -1955,20 +2386,42 @@
           <w:p>
             <w:r/>
             <w:r>
+              <w:rPr/>
               <w:t>RSL-03, RSL-04</w:t>
             </w:r>
           </w:p>
         </w:tc>
       </w:tr>
     </w:tbl>
+    <w:p/>
     <w:p>
       <w:r>
-        <w:t>Tests are `post_install` (they rely on the full rental/stock/repair setup) and set</w:t>
+        <w:rPr/>
+        <w:t xml:space="preserve">Tests are </w:t>
       </w:r>
-    </w:p>
-    <w:p>
       <w:r>
-        <w:t>`is_rental_order` explicitly on the test orders.</w:t>
+        <w:rPr>
+          <w:rFonts w:ascii="Consolas" w:hAnsi="Consolas"/>
+          <w:color w:val="A03030"/>
+          <w:sz w:val="19"/>
+        </w:rPr>
+        <w:t>post_install</w:t>
+      </w:r>
+      <w:r>
+        <w:rPr/>
+        <w:t xml:space="preserve"> (they rely on the full rental/stock/repair setup) and set </w:t>
+      </w:r>
+      <w:r>
+        <w:rPr>
+          <w:rFonts w:ascii="Consolas" w:hAnsi="Consolas"/>
+          <w:color w:val="A03030"/>
+          <w:sz w:val="19"/>
+        </w:rPr>
+        <w:t>is_rental_order</w:t>
+      </w:r>
+      <w:r>
+        <w:rPr/>
+        <w:t xml:space="preserve"> explicitly on the test orders.</w:t>
       </w:r>
     </w:p>
     <w:p>
@@ -1976,6 +2429,7 @@
         <w:pStyle w:val="Heading1"/>
       </w:pPr>
       <w:r>
+        <w:rPr/>
         <w:t>9. Out of Scope / Deferred</w:t>
       </w:r>
     </w:p>
@@ -1990,6 +2444,7 @@
         <w:t>Backfill</w:t>
       </w:r>
       <w:r>
+        <w:rPr/>
         <w:t xml:space="preserve"> of historical pickings/repairs (records start from install forward).</w:t>
       </w:r>
     </w:p>
@@ -2004,6 +2459,7 @@
         <w:t>"History" smart button</w:t>
       </w:r>
       <w:r>
+        <w:rPr/>
         <w:t xml:space="preserve"> on the serial form (action already exists, menu-less).</w:t>
       </w:r>
     </w:p>
@@ -2012,6 +2468,7 @@
         <w:pStyle w:val="ListBullet"/>
       </w:pPr>
       <w:r>
+        <w:rPr/>
         <w:t>Lot/untracked-product history; package-as-entity history.</w:t>
       </w:r>
     </w:p>
@@ -2388,10 +2845,6 @@
     <w:name w:val="Normal"/>
     <w:qFormat/>
     <w:rsid w:val="00FC693F"/>
-    <w:rPr>
-      <w:rFonts w:ascii="Calibri" w:hAnsi="Calibri"/>
-      <w:sz w:val="22"/>
-    </w:rPr>
   </w:style>
   <w:style w:type="paragraph" w:styleId="Header">
     <w:name w:val="header"/>
